--- a/book/bonus/docx/Real Estate Numbers Cheat Sheet.docx
+++ b/book/bonus/docx/Real Estate Numbers Cheat Sheet.docx
@@ -20,30 +20,7 @@
           <w:bCs/>
           <w:b/>
         </w:rPr>
-        <w:t xml:space="preserve">From</w:t>
-      </w:r>
-      <w:r>
-        <w:rPr>
-          <w:bCs/>
-          <w:b/>
-        </w:rPr>
-        <w:t xml:space="preserve"> </w:t>
-      </w:r>
-      <w:r>
-        <w:rPr>
-          <w:iCs/>
-          <w:i/>
-          <w:bCs/>
-          <w:b/>
-        </w:rPr>
-        <w:t xml:space="preserve">Vacation Rentals That Pay You</w:t>
-      </w:r>
-      <w:r>
-        <w:rPr>
-          <w:bCs/>
-          <w:b/>
-        </w:rPr>
-        <w:t xml:space="preserve">.</w:t>
+        <w:t xml:space="preserve">From the RURAL Method.</w:t>
       </w:r>
       <w:r>
         <w:t xml:space="preserve"> </w:t>
